--- a/Resumes/READY-TO-GO/Business/Resume_Aaryan_Business-Strategy.docx
+++ b/Resumes/READY-TO-GO/Business/Resume_Aaryan_Business-Strategy.docx
@@ -404,7 +404,7 @@
         <w:t xml:space="preserve"> </w:t>
       </w:r>
       <w:r>
-        <w:t xml:space="preserve">traded a lender’s (CreditSea) discount ask for an</w:t>
+        <w:t xml:space="preserve">traded a digital lender’s discount ask for an</w:t>
       </w:r>
       <w:r>
         <w:t xml:space="preserve"> </w:t>
